--- a/contents/battle-workbook/compliance-w03.docx
+++ b/contents/battle-workbook/compliance-w03.docx
@@ -482,7 +482,7 @@
           <w:rFonts w:ascii="Consolas" w:hAnsi="Consolas"/>
           <w:sz w:val="19"/>
         </w:rPr>
-        <w:t>curl -s -A "co03r1-kim" -H "Host: neobank.6v6.lab" \</w:t>
+        <w:t>curl -s -A "co03r1-kim" -H "Host: neobank.el34.lab" \</w:t>
         <w:br/>
         <w:t xml:space="preserve">  --data "username=admin&amp;password=admin&amp;Login=Login" "http://192.168.0.161/login?probe=co03r1-kim"</w:t>
       </w:r>
